--- a/az/wisdom-stories/Etibar Siracsoy/reflections.docx
+++ b/az/wisdom-stories/Etibar Siracsoy/reflections.docx
@@ -15,7 +15,7 @@
         <w:keepNext/>
       </w:pPr>
       <w:r>
-        <w:t>Əl-qolum boşalar, könlüm danışmaz</w:t>
+        <w:t>Əl-qolun boşalar, könlün danışmaz</w:t>
       </w:r>
     </w:p>
     <w:p>
@@ -113,7 +113,7 @@
         <w:keepNext/>
       </w:pPr>
       <w:r>
-        <w:t>Sınaqdır həyatda İnsanın işi</w:t>
+        <w:t>Sınaqdır həyatda insanın işi</w:t>
       </w:r>
     </w:p>
     <w:p>
@@ -151,7 +151,7 @@
         <w:keepNext/>
       </w:pPr>
       <w:r>
-        <w:t>Çox savab işlərdə bulundunsa sən</w:t>
+        <w:t>Çox savab işlərdə çalışdınsa sən</w:t>
       </w:r>
     </w:p>
     <w:p>
@@ -189,7 +189,7 @@
         <w:keepNext/>
       </w:pPr>
       <w:r>
-        <w:t>Şükürlüyəm, el-obamı sevərəm,</w:t>
+        <w:t>Şükür edər, el-obamı sevərəm,</w:t>
       </w:r>
     </w:p>
     <w:p>
